--- a/docs/智能体配置及外部调用文档.docx
+++ b/docs/智能体配置及外部调用文档.docx
@@ -199,8 +199,6 @@
         </w:rPr>
         <w:br w:type="page"/>
       </w:r>
-      <w:bookmarkStart w:id="19" w:name="_GoBack"/>
-      <w:bookmarkEnd w:id="19"/>
     </w:p>
     <w:p>
       <w:pPr>
@@ -1471,6 +1469,12 @@
             <w:insideH w:val="single" w:color="D6D9DE" w:sz="4" w:space="0"/>
             <w:insideV w:val="single" w:color="D6D9DE" w:sz="4" w:space="0"/>
           </w:tblBorders>
+          <w:tblCellMar>
+            <w:top w:w="0" w:type="dxa"/>
+            <w:left w:w="108" w:type="dxa"/>
+            <w:bottom w:w="0" w:type="dxa"/>
+            <w:right w:w="108" w:type="dxa"/>
+          </w:tblCellMar>
         </w:tblPrEx>
         <w:trPr>
           <w:jc w:val="center"/>
@@ -4243,12 +4247,6 @@
             <w:insideH w:val="single" w:color="D6D9DE" w:sz="4" w:space="0"/>
             <w:insideV w:val="single" w:color="D6D9DE" w:sz="4" w:space="0"/>
           </w:tblBorders>
-          <w:tblCellMar>
-            <w:top w:w="0" w:type="dxa"/>
-            <w:left w:w="108" w:type="dxa"/>
-            <w:bottom w:w="0" w:type="dxa"/>
-            <w:right w:w="108" w:type="dxa"/>
-          </w:tblCellMar>
         </w:tblPrEx>
         <w:trPr>
           <w:jc w:val="center"/>
@@ -6244,12 +6242,6 @@
             <w:insideH w:val="none" w:color="auto" w:sz="0" w:space="0"/>
             <w:insideV w:val="none" w:color="auto" w:sz="0" w:space="0"/>
           </w:tblBorders>
-          <w:tblCellMar>
-            <w:top w:w="0" w:type="dxa"/>
-            <w:left w:w="108" w:type="dxa"/>
-            <w:bottom w:w="0" w:type="dxa"/>
-            <w:right w:w="108" w:type="dxa"/>
-          </w:tblCellMar>
         </w:tblPrEx>
         <w:trPr>
           <w:jc w:val="center"/>
@@ -9100,6 +9092,12 @@
             <w:insideH w:val="single" w:color="D6D9DE" w:sz="4" w:space="0"/>
             <w:insideV w:val="single" w:color="D6D9DE" w:sz="4" w:space="0"/>
           </w:tblBorders>
+          <w:tblCellMar>
+            <w:top w:w="0" w:type="dxa"/>
+            <w:left w:w="108" w:type="dxa"/>
+            <w:bottom w:w="0" w:type="dxa"/>
+            <w:right w:w="108" w:type="dxa"/>
+          </w:tblCellMar>
         </w:tblPrEx>
         <w:trPr>
           <w:jc w:val="center"/>
@@ -9522,6 +9520,13 @@
       <w:pPr>
         <w:spacing w:after="40" w:line="300" w:lineRule="auto"/>
         <w:ind w:left="283"/>
+        <w:rPr>
+          <w:rFonts w:hint="eastAsia"/>
+          <w:b w:val="0"/>
+          <w:color w:val="212529"/>
+          <w:sz w:val="21"/>
+          <w:lang w:eastAsia="zh-CN"/>
+        </w:rPr>
       </w:pPr>
       <w:r>
         <w:rPr>
@@ -9534,6 +9539,16 @@
       </w:r>
       <w:r>
         <w:rPr>
+          <w:rFonts w:hint="eastAsia"/>
+          <w:b w:val="0"/>
+          <w:color w:val="6C757D"/>
+          <w:sz w:val="21"/>
+          <w:lang w:val="en-US" w:eastAsia="zh-CN"/>
+        </w:rPr>
+        <w:t>一次提问里</w:t>
+      </w:r>
+      <w:r>
+        <w:rPr>
           <w:rFonts w:ascii="微软雅黑" w:hAnsi="微软雅黑" w:eastAsia="微软雅黑"/>
           <w:b w:val="0"/>
           <w:color w:val="212529"/>
@@ -9541,6 +9556,308 @@
         </w:rPr>
         <w:t>最多 32 个内容部分</w:t>
       </w:r>
+      <w:r>
+        <w:rPr>
+          <w:rFonts w:hint="eastAsia"/>
+          <w:b w:val="0"/>
+          <w:color w:val="212529"/>
+          <w:sz w:val="21"/>
+          <w:lang w:eastAsia="zh-CN"/>
+        </w:rPr>
+        <w:t>。</w:t>
+      </w:r>
+    </w:p>
+    <w:p>
+      <w:pPr>
+        <w:spacing w:after="40" w:line="300" w:lineRule="auto"/>
+        <w:ind w:left="283" w:firstLine="717" w:firstLineChars="0"/>
+        <w:rPr>
+          <w:rFonts w:hint="eastAsia"/>
+          <w:b w:val="0"/>
+          <w:color w:val="212529"/>
+          <w:sz w:val="21"/>
+          <w:lang w:val="en-US" w:eastAsia="zh-CN"/>
+        </w:rPr>
+      </w:pPr>
+      <w:r>
+        <w:rPr>
+          <w:rFonts w:hint="eastAsia"/>
+          <w:b w:val="0"/>
+          <w:color w:val="212529"/>
+          <w:sz w:val="21"/>
+          <w:lang w:val="en-US" w:eastAsia="zh-CN"/>
+        </w:rPr>
+        <w:t>例子 (4 段 text + 5 张 image = 9 个部分)：</w:t>
+      </w:r>
+    </w:p>
+    <w:tbl>
+      <w:tblPr>
+        <w:tblStyle w:val="35"/>
+        <w:tblW w:w="0" w:type="auto"/>
+        <w:tblInd w:w="0" w:type="dxa"/>
+        <w:tblBorders>
+          <w:top w:val="single" w:color="auto" w:sz="4" w:space="0"/>
+          <w:left w:val="single" w:color="auto" w:sz="4" w:space="0"/>
+          <w:bottom w:val="single" w:color="auto" w:sz="4" w:space="0"/>
+          <w:right w:val="single" w:color="auto" w:sz="4" w:space="0"/>
+          <w:insideH w:val="single" w:color="auto" w:sz="4" w:space="0"/>
+          <w:insideV w:val="single" w:color="auto" w:sz="4" w:space="0"/>
+        </w:tblBorders>
+        <w:tblLayout w:type="autofit"/>
+        <w:tblCellMar>
+          <w:left w:w="108" w:type="dxa"/>
+          <w:right w:w="108" w:type="dxa"/>
+        </w:tblCellMar>
+      </w:tblPr>
+      <w:tblGrid>
+        <w:gridCol w:w="9734"/>
+      </w:tblGrid>
+      <w:tr>
+        <w:tblPrEx>
+          <w:tblBorders>
+            <w:top w:val="single" w:color="auto" w:sz="4" w:space="0"/>
+            <w:left w:val="single" w:color="auto" w:sz="4" w:space="0"/>
+            <w:bottom w:val="single" w:color="auto" w:sz="4" w:space="0"/>
+            <w:right w:val="single" w:color="auto" w:sz="4" w:space="0"/>
+            <w:insideH w:val="single" w:color="auto" w:sz="4" w:space="0"/>
+            <w:insideV w:val="single" w:color="auto" w:sz="4" w:space="0"/>
+          </w:tblBorders>
+        </w:tblPrEx>
+        <w:tc>
+          <w:tcPr>
+            <w:tcW w:w="9734" w:type="dxa"/>
+          </w:tcPr>
+          <w:p>
+            <w:pPr>
+              <w:spacing w:after="40" w:line="300" w:lineRule="auto"/>
+              <w:rPr>
+                <w:rFonts w:hint="default"/>
+                <w:b w:val="0"/>
+                <w:color w:val="212529"/>
+                <w:sz w:val="21"/>
+                <w:vertAlign w:val="baseline"/>
+                <w:lang w:val="en-US" w:eastAsia="zh-CN"/>
+              </w:rPr>
+            </w:pPr>
+            <w:r>
+              <w:rPr>
+                <w:rFonts w:hint="default"/>
+                <w:b w:val="0"/>
+                <w:color w:val="212529"/>
+                <w:sz w:val="21"/>
+                <w:vertAlign w:val="baseline"/>
+                <w:lang w:val="en-US" w:eastAsia="zh-CN"/>
+              </w:rPr>
+              <w:t xml:space="preserve">{ "message" : [ { "type" : "text" , "text" : "请对比以下三款产品的外观设计，分别指出差异化亮点。" } , </w:t>
+            </w:r>
+          </w:p>
+          <w:p>
+            <w:pPr>
+              <w:spacing w:after="40" w:line="300" w:lineRule="auto"/>
+              <w:rPr>
+                <w:rFonts w:hint="default"/>
+                <w:b w:val="0"/>
+                <w:color w:val="212529"/>
+                <w:sz w:val="21"/>
+                <w:vertAlign w:val="baseline"/>
+                <w:lang w:val="en-US" w:eastAsia="zh-CN"/>
+              </w:rPr>
+            </w:pPr>
+            <w:r>
+              <w:rPr>
+                <w:rFonts w:hint="default"/>
+                <w:b w:val="0"/>
+                <w:color w:val="212529"/>
+                <w:sz w:val="21"/>
+                <w:vertAlign w:val="baseline"/>
+                <w:lang w:val="en-US" w:eastAsia="zh-CN"/>
+              </w:rPr>
+              <w:t xml:space="preserve">{ "type" : "text" , "text" : "产品 A（白色款）：" } , </w:t>
+            </w:r>
+          </w:p>
+          <w:p>
+            <w:pPr>
+              <w:spacing w:after="40" w:line="300" w:lineRule="auto"/>
+              <w:rPr>
+                <w:rFonts w:hint="default"/>
+                <w:b w:val="0"/>
+                <w:color w:val="212529"/>
+                <w:sz w:val="21"/>
+                <w:vertAlign w:val="baseline"/>
+                <w:lang w:val="en-US" w:eastAsia="zh-CN"/>
+              </w:rPr>
+            </w:pPr>
+            <w:r>
+              <w:rPr>
+                <w:rFonts w:hint="default"/>
+                <w:b w:val="0"/>
+                <w:color w:val="212529"/>
+                <w:sz w:val="21"/>
+                <w:vertAlign w:val="baseline"/>
+                <w:lang w:val="en-US" w:eastAsia="zh-CN"/>
+              </w:rPr>
+              <w:t xml:space="preserve">{ "type" : "image_url" , "image_url" : { "url" : "https://example.com/a-front.jpg" , "detail" : "high" } } , </w:t>
+            </w:r>
+          </w:p>
+          <w:p>
+            <w:pPr>
+              <w:spacing w:after="40" w:line="300" w:lineRule="auto"/>
+              <w:rPr>
+                <w:rFonts w:hint="default"/>
+                <w:b w:val="0"/>
+                <w:color w:val="212529"/>
+                <w:sz w:val="21"/>
+                <w:vertAlign w:val="baseline"/>
+                <w:lang w:val="en-US" w:eastAsia="zh-CN"/>
+              </w:rPr>
+            </w:pPr>
+            <w:r>
+              <w:rPr>
+                <w:rFonts w:hint="default"/>
+                <w:b w:val="0"/>
+                <w:color w:val="212529"/>
+                <w:sz w:val="21"/>
+                <w:vertAlign w:val="baseline"/>
+                <w:lang w:val="en-US" w:eastAsia="zh-CN"/>
+              </w:rPr>
+              <w:t xml:space="preserve">{ "type" : "image_url" , "image_url" : { "url" : "https://example.com/a-side.jpg" , "detail" : "low" } } , </w:t>
+            </w:r>
+          </w:p>
+          <w:p>
+            <w:pPr>
+              <w:spacing w:after="40" w:line="300" w:lineRule="auto"/>
+              <w:rPr>
+                <w:rFonts w:hint="default"/>
+                <w:b w:val="0"/>
+                <w:color w:val="212529"/>
+                <w:sz w:val="21"/>
+                <w:vertAlign w:val="baseline"/>
+                <w:lang w:val="en-US" w:eastAsia="zh-CN"/>
+              </w:rPr>
+            </w:pPr>
+            <w:r>
+              <w:rPr>
+                <w:rFonts w:hint="default"/>
+                <w:b w:val="0"/>
+                <w:color w:val="212529"/>
+                <w:sz w:val="21"/>
+                <w:vertAlign w:val="baseline"/>
+                <w:lang w:val="en-US" w:eastAsia="zh-CN"/>
+              </w:rPr>
+              <w:t>{ "type" : "text" , "text" : "产品 B（深空灰款）：" } ,</w:t>
+            </w:r>
+          </w:p>
+          <w:p>
+            <w:pPr>
+              <w:spacing w:after="40" w:line="300" w:lineRule="auto"/>
+              <w:rPr>
+                <w:rFonts w:hint="default"/>
+                <w:b w:val="0"/>
+                <w:color w:val="212529"/>
+                <w:sz w:val="21"/>
+                <w:vertAlign w:val="baseline"/>
+                <w:lang w:val="en-US" w:eastAsia="zh-CN"/>
+              </w:rPr>
+            </w:pPr>
+            <w:r>
+              <w:rPr>
+                <w:rFonts w:hint="default"/>
+                <w:b w:val="0"/>
+                <w:color w:val="212529"/>
+                <w:sz w:val="21"/>
+                <w:vertAlign w:val="baseline"/>
+                <w:lang w:val="en-US" w:eastAsia="zh-CN"/>
+              </w:rPr>
+              <w:t xml:space="preserve">{ "type" : "image_url" , "image_url" : { "url" : "https://example.com/b-front.jpg" , "detail" : "high" } } , </w:t>
+            </w:r>
+          </w:p>
+          <w:p>
+            <w:pPr>
+              <w:spacing w:after="40" w:line="300" w:lineRule="auto"/>
+              <w:rPr>
+                <w:rFonts w:hint="default"/>
+                <w:b w:val="0"/>
+                <w:color w:val="212529"/>
+                <w:sz w:val="21"/>
+                <w:vertAlign w:val="baseline"/>
+                <w:lang w:val="en-US" w:eastAsia="zh-CN"/>
+              </w:rPr>
+            </w:pPr>
+            <w:r>
+              <w:rPr>
+                <w:rFonts w:hint="default"/>
+                <w:b w:val="0"/>
+                <w:color w:val="212529"/>
+                <w:sz w:val="21"/>
+                <w:vertAlign w:val="baseline"/>
+                <w:lang w:val="en-US" w:eastAsia="zh-CN"/>
+              </w:rPr>
+              <w:t xml:space="preserve">{ "type" : "image_url" , "image_url" : { "url" : "https://example.com/b-side.jpg" , "detail" : "low" } } , </w:t>
+            </w:r>
+          </w:p>
+          <w:p>
+            <w:pPr>
+              <w:spacing w:after="40" w:line="300" w:lineRule="auto"/>
+              <w:rPr>
+                <w:rFonts w:hint="default"/>
+                <w:b w:val="0"/>
+                <w:color w:val="212529"/>
+                <w:sz w:val="21"/>
+                <w:vertAlign w:val="baseline"/>
+                <w:lang w:val="en-US" w:eastAsia="zh-CN"/>
+              </w:rPr>
+            </w:pPr>
+            <w:r>
+              <w:rPr>
+                <w:rFonts w:hint="default"/>
+                <w:b w:val="0"/>
+                <w:color w:val="212529"/>
+                <w:sz w:val="21"/>
+                <w:vertAlign w:val="baseline"/>
+                <w:lang w:val="en-US" w:eastAsia="zh-CN"/>
+              </w:rPr>
+              <w:t xml:space="preserve">{ "type" : "text" , "text" : "产品 C（限量版）：" } , </w:t>
+            </w:r>
+          </w:p>
+          <w:p>
+            <w:pPr>
+              <w:spacing w:after="40" w:line="300" w:lineRule="auto"/>
+              <w:rPr>
+                <w:rFonts w:hint="default"/>
+                <w:b w:val="0"/>
+                <w:color w:val="212529"/>
+                <w:sz w:val="21"/>
+                <w:vertAlign w:val="baseline"/>
+                <w:lang w:val="en-US" w:eastAsia="zh-CN"/>
+              </w:rPr>
+            </w:pPr>
+            <w:r>
+              <w:rPr>
+                <w:rFonts w:hint="default"/>
+                <w:b w:val="0"/>
+                <w:color w:val="212529"/>
+                <w:sz w:val="21"/>
+                <w:vertAlign w:val="baseline"/>
+                <w:lang w:val="en-US" w:eastAsia="zh-CN"/>
+              </w:rPr>
+              <w:t>{ "type" : "image_url" , "image_url" : { "url" : "https://example.com/c-front.jpg" , "detail" : "high" } } ] }</w:t>
+            </w:r>
+          </w:p>
+        </w:tc>
+      </w:tr>
+    </w:tbl>
+    <w:p>
+      <w:pPr>
+        <w:spacing w:after="40" w:line="300" w:lineRule="auto"/>
+        <w:ind w:left="283" w:firstLine="717" w:firstLineChars="0"/>
+        <w:rPr>
+          <w:rFonts w:hint="default"/>
+          <w:b w:val="0"/>
+          <w:color w:val="212529"/>
+          <w:sz w:val="21"/>
+          <w:lang w:val="en-US" w:eastAsia="zh-CN"/>
+        </w:rPr>
+      </w:pPr>
     </w:p>
     <w:p>
       <w:pPr>
@@ -9587,7 +9904,18 @@
           <w:color w:val="212529"/>
           <w:sz w:val="21"/>
         </w:rPr>
-        <w:t>必须包含至少一个非空 `text` 部分（纯图片输入会被拒绝）</w:t>
+        <w:t>必须包含至少一个非空 `text` 部分（</w:t>
+      </w:r>
+      <w:bookmarkStart w:id="19" w:name="_GoBack"/>
+      <w:bookmarkEnd w:id="19"/>
+      <w:r>
+        <w:rPr>
+          <w:rFonts w:ascii="微软雅黑" w:hAnsi="微软雅黑" w:eastAsia="微软雅黑"/>
+          <w:b w:val="0"/>
+          <w:color w:val="212529"/>
+          <w:sz w:val="21"/>
+        </w:rPr>
+        <w:t>纯图片输入会被拒绝）</w:t>
       </w:r>
     </w:p>
     <w:p>
